--- a/Especializacion/Evaluaciones/2026-2/Fichas de evaluacion/09 - G-009 - Ecosistema digital RRHH con celulas agiles/2 - Hoja de respuestas.docx
+++ b/Especializacion/Evaluaciones/2026-2/Fichas de evaluacion/09 - G-009 - Ecosistema digital RRHH con celulas agiles/2 - Hoja de respuestas.docx
@@ -250,7 +250,7 @@
           <w:color w:val="2B2B2B"/>
           <w:sz w:val="22"/>
         </w:rPr>
-        <w:t xml:space="preserve"> ________________________</w:t>
+        <w:t xml:space="preserve"> _________________</w:t>
       </w:r>
     </w:p>
     <w:p>
@@ -298,7 +298,7 @@
           <w:color w:val="2B2B2B"/>
           <w:sz w:val="22"/>
         </w:rPr>
-        <w:t>Loren Jasbleydi Prieto Cuenca: ______________________________________________________</w:t>
+        <w:t>Loren Jasbleydi Prieto Cuenca: __________________________________________________________</w:t>
       </w:r>
     </w:p>
     <w:p>
@@ -328,327 +328,9 @@
           <w:color w:val="007433"/>
           <w:sz w:val="32"/>
         </w:rPr>
-        <w:t>A · MIENTRAS EXPONEN — marcar, no redactar</w:t>
+        <w:t>A · MIENTRAS EXPONEN — marcar ✓ ~ ✗ y escribir en la línea</w:t>
       </w:r>
     </w:p>
-    <w:tbl>
-      <w:tblPr>
-        <w:tblStyle w:val="TableGrid"/>
-        <w:tblW w:type="auto" w:w="0"/>
-        <w:tblLook w:firstColumn="1" w:firstRow="1" w:lastColumn="0" w:lastRow="0" w:noHBand="0" w:noVBand="1" w:val="04A0"/>
-      </w:tblPr>
-      <w:tblGrid>
-        <w:gridCol w:w="3264"/>
-        <w:gridCol w:w="3264"/>
-        <w:gridCol w:w="3264"/>
-      </w:tblGrid>
-      <w:tr>
-        <w:tc>
-          <w:tcPr>
-            <w:tcW w:type="dxa" w:w="3264"/>
-            <w:shd w:val="clear" w:fill="0C2340"/>
-            <w:shd w:val="clear" w:fill="0C2340"/>
-          </w:tcPr>
-          <w:p>
-            <w:r>
-              <w:rPr>
-                <w:rFonts w:ascii="Calibri" w:hAnsi="Calibri"/>
-                <w:b/>
-                <w:color w:val="FFFFFF"/>
-              </w:rPr>
-            </w:r>
-            <w:r>
-              <w:rPr>
-                <w:rFonts w:ascii="Calibri" w:hAnsi="Calibri"/>
-                <w:b/>
-                <w:color w:val="FFFFFF"/>
-                <w:sz w:val="21"/>
-              </w:rPr>
-              <w:t>Bloque (min esperados)</w:t>
-            </w:r>
-          </w:p>
-        </w:tc>
-        <w:tc>
-          <w:tcPr>
-            <w:tcW w:type="dxa" w:w="3264"/>
-            <w:shd w:val="clear" w:fill="0C2340"/>
-            <w:shd w:val="clear" w:fill="0C2340"/>
-          </w:tcPr>
-          <w:p>
-            <w:r>
-              <w:rPr>
-                <w:rFonts w:ascii="Calibri" w:hAnsi="Calibri"/>
-                <w:b/>
-                <w:color w:val="FFFFFF"/>
-              </w:rPr>
-            </w:r>
-            <w:r>
-              <w:rPr>
-                <w:rFonts w:ascii="Calibri" w:hAnsi="Calibri"/>
-                <w:b/>
-                <w:color w:val="FFFFFF"/>
-                <w:sz w:val="21"/>
-              </w:rPr>
-              <w:t>✓ ~ ✗</w:t>
-            </w:r>
-          </w:p>
-        </w:tc>
-        <w:tc>
-          <w:tcPr>
-            <w:tcW w:type="dxa" w:w="3264"/>
-            <w:shd w:val="clear" w:fill="0C2340"/>
-            <w:shd w:val="clear" w:fill="0C2340"/>
-          </w:tcPr>
-          <w:p>
-            <w:r>
-              <w:rPr>
-                <w:rFonts w:ascii="Calibri" w:hAnsi="Calibri"/>
-                <w:b/>
-                <w:color w:val="FFFFFF"/>
-              </w:rPr>
-            </w:r>
-            <w:r>
-              <w:rPr>
-                <w:rFonts w:ascii="Calibri" w:hAnsi="Calibri"/>
-                <w:b/>
-                <w:color w:val="FFFFFF"/>
-                <w:sz w:val="21"/>
-              </w:rPr>
-              <w:t>Una línea</w:t>
-            </w:r>
-          </w:p>
-        </w:tc>
-      </w:tr>
-      <w:tr>
-        <w:tc>
-          <w:tcPr>
-            <w:tcW w:type="dxa" w:w="3264"/>
-          </w:tcPr>
-          <w:p>
-            <w:r/>
-            <w:r>
-              <w:rPr>
-                <w:rFonts w:ascii="Calibri" w:hAnsi="Calibri"/>
-                <w:b w:val="0"/>
-                <w:color w:val="2B2B2B"/>
-                <w:sz w:val="20"/>
-              </w:rPr>
-              <w:t>Problema y pregunta (2 min)</w:t>
-            </w:r>
-          </w:p>
-        </w:tc>
-        <w:tc>
-          <w:tcPr>
-            <w:tcW w:type="dxa" w:w="3264"/>
-          </w:tcPr>
-          <w:p>
-            <w:r/>
-          </w:p>
-        </w:tc>
-        <w:tc>
-          <w:tcPr>
-            <w:tcW w:type="dxa" w:w="3264"/>
-          </w:tcPr>
-          <w:p>
-            <w:r/>
-          </w:p>
-        </w:tc>
-      </w:tr>
-      <w:tr>
-        <w:tc>
-          <w:tcPr>
-            <w:tcW w:type="dxa" w:w="3264"/>
-            <w:shd w:val="clear" w:fill="F5F7F5"/>
-            <w:shd w:val="clear" w:fill="F5F7F5"/>
-          </w:tcPr>
-          <w:p>
-            <w:r/>
-            <w:r>
-              <w:rPr>
-                <w:rFonts w:ascii="Calibri" w:hAnsi="Calibri"/>
-                <w:b w:val="0"/>
-                <w:color w:val="2B2B2B"/>
-                <w:sz w:val="20"/>
-              </w:rPr>
-              <w:t>Objetivos (1 min)</w:t>
-            </w:r>
-          </w:p>
-        </w:tc>
-        <w:tc>
-          <w:tcPr>
-            <w:tcW w:type="dxa" w:w="3264"/>
-            <w:shd w:val="clear" w:fill="F5F7F5"/>
-            <w:shd w:val="clear" w:fill="F5F7F5"/>
-          </w:tcPr>
-          <w:p>
-            <w:r/>
-          </w:p>
-        </w:tc>
-        <w:tc>
-          <w:tcPr>
-            <w:tcW w:type="dxa" w:w="3264"/>
-            <w:shd w:val="clear" w:fill="F5F7F5"/>
-            <w:shd w:val="clear" w:fill="F5F7F5"/>
-          </w:tcPr>
-          <w:p>
-            <w:r/>
-          </w:p>
-        </w:tc>
-      </w:tr>
-      <w:tr>
-        <w:tc>
-          <w:tcPr>
-            <w:tcW w:type="dxa" w:w="3264"/>
-          </w:tcPr>
-          <w:p>
-            <w:r/>
-            <w:r>
-              <w:rPr>
-                <w:rFonts w:ascii="Calibri" w:hAnsi="Calibri"/>
-                <w:b w:val="0"/>
-                <w:color w:val="2B2B2B"/>
-                <w:sz w:val="20"/>
-              </w:rPr>
-              <w:t>Método (2-3 min)</w:t>
-            </w:r>
-          </w:p>
-        </w:tc>
-        <w:tc>
-          <w:tcPr>
-            <w:tcW w:type="dxa" w:w="3264"/>
-          </w:tcPr>
-          <w:p>
-            <w:r/>
-          </w:p>
-        </w:tc>
-        <w:tc>
-          <w:tcPr>
-            <w:tcW w:type="dxa" w:w="3264"/>
-          </w:tcPr>
-          <w:p>
-            <w:r/>
-          </w:p>
-        </w:tc>
-      </w:tr>
-      <w:tr>
-        <w:tc>
-          <w:tcPr>
-            <w:tcW w:type="dxa" w:w="3264"/>
-            <w:shd w:val="clear" w:fill="F5F7F5"/>
-            <w:shd w:val="clear" w:fill="F5F7F5"/>
-          </w:tcPr>
-          <w:p>
-            <w:r/>
-            <w:r>
-              <w:rPr>
-                <w:rFonts w:ascii="Calibri" w:hAnsi="Calibri"/>
-                <w:b w:val="0"/>
-                <w:color w:val="2B2B2B"/>
-                <w:sz w:val="20"/>
-              </w:rPr>
-              <w:t>Resultados (3 min)</w:t>
-            </w:r>
-          </w:p>
-        </w:tc>
-        <w:tc>
-          <w:tcPr>
-            <w:tcW w:type="dxa" w:w="3264"/>
-            <w:shd w:val="clear" w:fill="F5F7F5"/>
-            <w:shd w:val="clear" w:fill="F5F7F5"/>
-          </w:tcPr>
-          <w:p>
-            <w:r/>
-          </w:p>
-        </w:tc>
-        <w:tc>
-          <w:tcPr>
-            <w:tcW w:type="dxa" w:w="3264"/>
-            <w:shd w:val="clear" w:fill="F5F7F5"/>
-            <w:shd w:val="clear" w:fill="F5F7F5"/>
-          </w:tcPr>
-          <w:p>
-            <w:r/>
-          </w:p>
-        </w:tc>
-      </w:tr>
-      <w:tr>
-        <w:tc>
-          <w:tcPr>
-            <w:tcW w:type="dxa" w:w="3264"/>
-          </w:tcPr>
-          <w:p>
-            <w:r/>
-            <w:r>
-              <w:rPr>
-                <w:rFonts w:ascii="Calibri" w:hAnsi="Calibri"/>
-                <w:b w:val="0"/>
-                <w:color w:val="2B2B2B"/>
-                <w:sz w:val="20"/>
-              </w:rPr>
-              <w:t>Discusión y conclusión (2-3 min)</w:t>
-            </w:r>
-          </w:p>
-        </w:tc>
-        <w:tc>
-          <w:tcPr>
-            <w:tcW w:type="dxa" w:w="3264"/>
-          </w:tcPr>
-          <w:p>
-            <w:r/>
-          </w:p>
-        </w:tc>
-        <w:tc>
-          <w:tcPr>
-            <w:tcW w:type="dxa" w:w="3264"/>
-          </w:tcPr>
-          <w:p>
-            <w:r/>
-          </w:p>
-        </w:tc>
-      </w:tr>
-      <w:tr>
-        <w:tc>
-          <w:tcPr>
-            <w:tcW w:type="dxa" w:w="3264"/>
-            <w:shd w:val="clear" w:fill="F5F7F5"/>
-            <w:shd w:val="clear" w:fill="F5F7F5"/>
-          </w:tcPr>
-          <w:p>
-            <w:r/>
-            <w:r>
-              <w:rPr>
-                <w:rFonts w:ascii="Calibri" w:hAnsi="Calibri"/>
-                <w:b w:val="0"/>
-                <w:color w:val="2B2B2B"/>
-                <w:sz w:val="20"/>
-              </w:rPr>
-              <w:t>Aporte y cierre (1 min)</w:t>
-            </w:r>
-          </w:p>
-        </w:tc>
-        <w:tc>
-          <w:tcPr>
-            <w:tcW w:type="dxa" w:w="3264"/>
-            <w:shd w:val="clear" w:fill="F5F7F5"/>
-            <w:shd w:val="clear" w:fill="F5F7F5"/>
-          </w:tcPr>
-          <w:p>
-            <w:r/>
-          </w:p>
-        </w:tc>
-        <w:tc>
-          <w:tcPr>
-            <w:tcW w:type="dxa" w:w="3264"/>
-            <w:shd w:val="clear" w:fill="F5F7F5"/>
-            <w:shd w:val="clear" w:fill="F5F7F5"/>
-          </w:tcPr>
-          <w:p>
-            <w:r/>
-          </w:p>
-        </w:tc>
-      </w:tr>
-    </w:tbl>
-    <w:p/>
     <w:p>
       <w:r>
         <w:rPr>
@@ -711,6 +393,126 @@
       </w:r>
     </w:p>
     <w:p>
+      <w:r>
+        <w:rPr>
+          <w:rFonts w:ascii="Calibri" w:hAnsi="Calibri"/>
+          <w:b/>
+          <w:color w:val="2B2B2B"/>
+          <w:sz w:val="22"/>
+        </w:rPr>
+        <w:t>Problema y pregunta (2 min)</w:t>
+      </w:r>
+      <w:r>
+        <w:rPr>
+          <w:rFonts w:ascii="Calibri" w:hAnsi="Calibri"/>
+          <w:b w:val="0"/>
+          <w:color w:val="2B2B2B"/>
+          <w:sz w:val="22"/>
+        </w:rPr>
+        <w:t xml:space="preserve"> ✓ ~ ✗ · __________________________________________________________</w:t>
+      </w:r>
+    </w:p>
+    <w:p>
+      <w:r>
+        <w:rPr>
+          <w:rFonts w:ascii="Calibri" w:hAnsi="Calibri"/>
+          <w:b/>
+          <w:color w:val="2B2B2B"/>
+          <w:sz w:val="22"/>
+        </w:rPr>
+        <w:t>Objetivos (1 min)</w:t>
+      </w:r>
+      <w:r>
+        <w:rPr>
+          <w:rFonts w:ascii="Calibri" w:hAnsi="Calibri"/>
+          <w:b w:val="0"/>
+          <w:color w:val="2B2B2B"/>
+          <w:sz w:val="22"/>
+        </w:rPr>
+        <w:t xml:space="preserve"> ✓ ~ ✗ · ___________________________________________________________________</w:t>
+      </w:r>
+    </w:p>
+    <w:p>
+      <w:r>
+        <w:rPr>
+          <w:rFonts w:ascii="Calibri" w:hAnsi="Calibri"/>
+          <w:b/>
+          <w:color w:val="2B2B2B"/>
+          <w:sz w:val="22"/>
+        </w:rPr>
+        <w:t>Método (2-3 min)</w:t>
+      </w:r>
+      <w:r>
+        <w:rPr>
+          <w:rFonts w:ascii="Calibri" w:hAnsi="Calibri"/>
+          <w:b w:val="0"/>
+          <w:color w:val="2B2B2B"/>
+          <w:sz w:val="22"/>
+        </w:rPr>
+        <w:t xml:space="preserve"> ✓ ~ ✗ · ___________________________________________________________________</w:t>
+      </w:r>
+    </w:p>
+    <w:p>
+      <w:r>
+        <w:rPr>
+          <w:rFonts w:ascii="Calibri" w:hAnsi="Calibri"/>
+          <w:b/>
+          <w:color w:val="2B2B2B"/>
+          <w:sz w:val="22"/>
+        </w:rPr>
+        <w:t>Resultados (3 min)</w:t>
+      </w:r>
+      <w:r>
+        <w:rPr>
+          <w:rFonts w:ascii="Calibri" w:hAnsi="Calibri"/>
+          <w:b w:val="0"/>
+          <w:color w:val="2B2B2B"/>
+          <w:sz w:val="22"/>
+        </w:rPr>
+        <w:t xml:space="preserve"> ✓ ~ ✗ · __________________________________________________________________</w:t>
+      </w:r>
+    </w:p>
+    <w:p>
+      <w:r>
+        <w:rPr>
+          <w:rFonts w:ascii="Calibri" w:hAnsi="Calibri"/>
+          <w:b/>
+          <w:color w:val="2B2B2B"/>
+          <w:sz w:val="22"/>
+        </w:rPr>
+        <w:t>Discusión y conclusión (2-3 min)</w:t>
+      </w:r>
+      <w:r>
+        <w:rPr>
+          <w:rFonts w:ascii="Calibri" w:hAnsi="Calibri"/>
+          <w:b w:val="0"/>
+          <w:color w:val="2B2B2B"/>
+          <w:sz w:val="22"/>
+        </w:rPr>
+        <w:t xml:space="preserve"> ✓ ~ ✗ · _______________________________________________________</w:t>
+      </w:r>
+    </w:p>
+    <w:p>
+      <w:r>
+        <w:rPr>
+          <w:rFonts w:ascii="Calibri" w:hAnsi="Calibri"/>
+          <w:b/>
+          <w:color w:val="2B2B2B"/>
+          <w:sz w:val="22"/>
+        </w:rPr>
+        <w:t>Aporte y cierre (1 min)</w:t>
+      </w:r>
+      <w:r>
+        <w:rPr>
+          <w:rFonts w:ascii="Calibri" w:hAnsi="Calibri"/>
+          <w:b w:val="0"/>
+          <w:color w:val="2B2B2B"/>
+          <w:sz w:val="22"/>
+        </w:rPr>
+        <w:t xml:space="preserve"> ✓ ~ ✗ · _______________________________________________________________</w:t>
+      </w:r>
+    </w:p>
+    <w:p>
       <w:pPr>
         <w:spacing w:before="200" w:after="60"/>
       </w:pPr>
@@ -722,6 +524,22 @@
           <w:sz w:val="32"/>
         </w:rPr>
         <w:t>B · CONDICIONALES (§6 de la ficha) — marcar oyendo; cada marca elige la pregunta</w:t>
+      </w:r>
+    </w:p>
+    <w:p>
+      <w:pPr>
+        <w:ind w:left="432"/>
+        <w:shd w:val="clear" w:fill="E8F5EC"/>
+      </w:pPr>
+      <w:r>
+        <w:rPr>
+          <w:rFonts w:ascii="Calibri" w:hAnsi="Calibri"/>
+          <w:b w:val="0"/>
+          <w:i/>
+          <w:color w:val="2B2B2B"/>
+          <w:sz w:val="21"/>
+        </w:rPr>
+        <w:t>Lo que va entre « » se lee tal cual. La página en negrita es la que sostiene la pregunta: si la respuesta la contradice, se anota abajo con esa página.</w:t>
       </w:r>
     </w:p>
     <w:p>
@@ -749,7 +567,16 @@
           <w:color w:val="2B2B2B"/>
           <w:sz w:val="22"/>
         </w:rPr>
-        <w:t>[ ] Si dicen «implementamos» o «está en producción» → pedir fecha, área y usuarios</w:t>
+        <w:t xml:space="preserve">[ ] Si dicen «implementamos» o «está en producción» → pedir fecha, área y usuarios  </w:t>
+      </w:r>
+      <w:r>
+        <w:rPr>
+          <w:rFonts w:ascii="Calibri" w:hAnsi="Calibri"/>
+          <w:b/>
+          <w:color w:val="2B2B2B"/>
+          <w:sz w:val="22"/>
+        </w:rPr>
+        <w:t>(pp. 97 y 104)</w:t>
       </w:r>
     </w:p>
     <w:p>
@@ -763,7 +590,16 @@
           <w:color w:val="2B2B2B"/>
           <w:sz w:val="22"/>
         </w:rPr>
-        <w:t>[ ] Si presentan el tablero sin decir que los datos son simulados → P3 (ellas mismas lo aclaran en p. 97)</w:t>
+        <w:t xml:space="preserve">[ ] Si presentan el tablero sin decir que los datos son simulados → P3 (ellas mismas lo aclaran en p. 97)  </w:t>
+      </w:r>
+      <w:r>
+        <w:rPr>
+          <w:rFonts w:ascii="Calibri" w:hAnsi="Calibri"/>
+          <w:b/>
+          <w:color w:val="2B2B2B"/>
+          <w:sz w:val="22"/>
+        </w:rPr>
+        <w:t>(p. 19)</w:t>
       </w:r>
     </w:p>
     <w:p>
@@ -777,7 +613,16 @@
           <w:color w:val="2B2B2B"/>
           <w:sz w:val="22"/>
         </w:rPr>
-        <w:t>[ ] Si atribuyen mejoras cuantificadas → P2: pedir el número de la línea base</w:t>
+        <w:t xml:space="preserve">[ ] Si atribuyen mejoras cuantificadas → P2: pedir el número de la línea base  </w:t>
+      </w:r>
+      <w:r>
+        <w:rPr>
+          <w:rFonts w:ascii="Calibri" w:hAnsi="Calibri"/>
+          <w:b/>
+          <w:color w:val="2B2B2B"/>
+          <w:sz w:val="22"/>
+        </w:rPr>
+        <w:t>(pp. 78 y 104)</w:t>
       </w:r>
     </w:p>
     <w:p>
@@ -791,7 +636,16 @@
           <w:color w:val="2B2B2B"/>
           <w:sz w:val="22"/>
         </w:rPr>
-        <w:t>[ ] Si solo habla una de las dos → pedir a la otra la Tabla 14 de indicadores</w:t>
+        <w:t xml:space="preserve">[ ] Si solo habla una de las dos → pedir a la otra la Tabla 14 de indicadores  </w:t>
+      </w:r>
+      <w:r>
+        <w:rPr>
+          <w:rFonts w:ascii="Calibri" w:hAnsi="Calibri"/>
+          <w:b/>
+          <w:color w:val="2B2B2B"/>
+          <w:sz w:val="22"/>
+        </w:rPr>
+        <w:t>(pp. 83-85)</w:t>
       </w:r>
     </w:p>
     <w:p>
@@ -805,7 +659,16 @@
           <w:color w:val="2B2B2B"/>
           <w:sz w:val="22"/>
         </w:rPr>
-        <w:t>[ ] Si se saltan la fase 1 por tiempo → pedir el diagnóstico en una frase</w:t>
+        <w:t xml:space="preserve">[ ] Si se saltan la fase 1 por tiempo → pedir el diagnóstico en una frase  </w:t>
+      </w:r>
+      <w:r>
+        <w:rPr>
+          <w:rFonts w:ascii="Calibri" w:hAnsi="Calibri"/>
+          <w:b/>
+          <w:color w:val="2B2B2B"/>
+          <w:sz w:val="22"/>
+        </w:rPr>
+        <w:t>(pp. 75-76)</w:t>
       </w:r>
     </w:p>
     <w:p>
@@ -819,7 +682,16 @@
           <w:color w:val="2B2B2B"/>
           <w:sz w:val="22"/>
         </w:rPr>
-        <w:t>[ ] Si mencionan Power Automate → preguntar qué flujo está construido y corriendo</w:t>
+        <w:t xml:space="preserve">[ ] Si mencionan Power Automate → preguntar qué flujo está construido y corriendo  </w:t>
+      </w:r>
+      <w:r>
+        <w:rPr>
+          <w:rFonts w:ascii="Calibri" w:hAnsi="Calibri"/>
+          <w:b/>
+          <w:color w:val="2B2B2B"/>
+          <w:sz w:val="22"/>
+        </w:rPr>
+        <w:t>(p. 13)</w:t>
       </w:r>
     </w:p>
     <w:p>
@@ -834,6 +706,120 @@
           <w:sz w:val="22"/>
         </w:rPr>
         <w:t>[ ] Si afirman que las células ya operan en la empresa → P1 sin rodeos</w:t>
+      </w:r>
+    </w:p>
+    <w:p>
+      <w:pPr>
+        <w:pStyle w:val="ListBullet"/>
+      </w:pPr>
+      <w:r>
+        <w:rPr>
+          <w:rFonts w:ascii="Calibri" w:hAnsi="Calibri"/>
+          <w:b w:val="0"/>
+          <w:color w:val="2B2B2B"/>
+          <w:sz w:val="22"/>
+        </w:rPr>
+        <w:t>[ ] Si no mencionan ninguna limitación → pedirles que digan las dos que ellas mismas escribieron (pp. 26-27) y cuál pesaría más en una implementación real</w:t>
+      </w:r>
+    </w:p>
+    <w:p>
+      <w:pPr>
+        <w:pStyle w:val="ListBullet"/>
+      </w:pPr>
+      <w:r>
+        <w:rPr>
+          <w:rFonts w:ascii="Calibri" w:hAnsi="Calibri"/>
+          <w:b w:val="0"/>
+          <w:color w:val="2B2B2B"/>
+          <w:sz w:val="22"/>
+        </w:rPr>
+        <w:t>[ ] Si el día va retrasado y les quedan menos de 12 minutos → renunciar a la pregunta 2 y quedarse con la 1 y la 3, que son las que definen el alcance real del trabajo</w:t>
+      </w:r>
+    </w:p>
+    <w:p>
+      <w:r>
+        <w:rPr>
+          <w:rFonts w:ascii="Calibri" w:hAnsi="Calibri"/>
+          <w:b/>
+          <w:color w:val="2B2B2B"/>
+          <w:sz w:val="22"/>
+        </w:rPr>
+        <w:t>RESPUESTAS A LOS CONDICIONALES Y A LA RESERVA</w:t>
+      </w:r>
+      <w:r>
+        <w:rPr>
+          <w:rFonts w:ascii="Calibri" w:hAnsi="Calibri"/>
+          <w:b w:val="0"/>
+          <w:color w:val="2B2B2B"/>
+          <w:sz w:val="22"/>
+        </w:rPr>
+        <w:t xml:space="preserve"> — número del condicional (o «R» si es de reserva) y lo que contestó, con cifras y nombres tal como los diga.</w:t>
+      </w:r>
+    </w:p>
+    <w:p>
+      <w:r>
+        <w:rPr>
+          <w:rFonts w:ascii="Calibri" w:hAnsi="Calibri"/>
+          <w:b w:val="0"/>
+          <w:color w:val="2B2B2B"/>
+          <w:sz w:val="22"/>
+        </w:rPr>
+        <w:t>____  ___________________________________________________________________________________</w:t>
+      </w:r>
+    </w:p>
+    <w:p>
+      <w:r>
+        <w:rPr>
+          <w:rFonts w:ascii="Calibri" w:hAnsi="Calibri"/>
+          <w:b w:val="0"/>
+          <w:color w:val="2B2B2B"/>
+          <w:sz w:val="22"/>
+        </w:rPr>
+        <w:t>____  ___________________________________________________________________________________</w:t>
+      </w:r>
+    </w:p>
+    <w:p>
+      <w:r>
+        <w:rPr>
+          <w:rFonts w:ascii="Calibri" w:hAnsi="Calibri"/>
+          <w:b w:val="0"/>
+          <w:color w:val="2B2B2B"/>
+          <w:sz w:val="22"/>
+        </w:rPr>
+        <w:t>____  ___________________________________________________________________________________</w:t>
+      </w:r>
+    </w:p>
+    <w:p>
+      <w:r>
+        <w:rPr>
+          <w:rFonts w:ascii="Calibri" w:hAnsi="Calibri"/>
+          <w:b w:val="0"/>
+          <w:color w:val="2B2B2B"/>
+          <w:sz w:val="22"/>
+        </w:rPr>
+        <w:t>____  ___________________________________________________________________________________</w:t>
+      </w:r>
+    </w:p>
+    <w:p>
+      <w:r>
+        <w:rPr>
+          <w:rFonts w:ascii="Calibri" w:hAnsi="Calibri"/>
+          <w:b w:val="0"/>
+          <w:color w:val="2B2B2B"/>
+          <w:sz w:val="22"/>
+        </w:rPr>
+        <w:t>____  ___________________________________________________________________________________</w:t>
+      </w:r>
+    </w:p>
+    <w:p>
+      <w:r>
+        <w:rPr>
+          <w:rFonts w:ascii="Calibri" w:hAnsi="Calibri"/>
+          <w:b w:val="0"/>
+          <w:color w:val="2B2B2B"/>
+          <w:sz w:val="22"/>
+        </w:rPr>
+        <w:t>____  ___________________________________________________________________________________</w:t>
       </w:r>
     </w:p>
     <w:p>
@@ -894,7 +880,7 @@
           <w:color w:val="111111"/>
           <w:sz w:val="21"/>
         </w:rPr>
-        <w:t>Frase textual: ______________________________________________________________________</w:t>
+        <w:t>Frase textual:</w:t>
       </w:r>
     </w:p>
     <w:p>
@@ -951,7 +937,7 @@
           <w:color w:val="111111"/>
           <w:sz w:val="21"/>
         </w:rPr>
-        <w:t>Frase textual: ______________________________________________________________________</w:t>
+        <w:t>Frase textual:</w:t>
       </w:r>
     </w:p>
     <w:p>
@@ -1008,7 +994,7 @@
           <w:color w:val="111111"/>
           <w:sz w:val="21"/>
         </w:rPr>
-        <w:t>Frase textual: ______________________________________________________________________</w:t>
+        <w:t>Frase textual:</w:t>
       </w:r>
     </w:p>
     <w:p>
@@ -1190,320 +1176,147 @@
         <w:t xml:space="preserve"> 4,0 – 4,4 antes de oírlas.</w:t>
       </w:r>
     </w:p>
-    <w:tbl>
-      <w:tblPr>
-        <w:tblStyle w:val="TableGrid"/>
-        <w:tblW w:type="auto" w:w="0"/>
-        <w:tblLook w:firstColumn="1" w:firstRow="1" w:lastColumn="0" w:lastRow="0" w:noHBand="0" w:noVBand="1" w:val="04A0"/>
-      </w:tblPr>
-      <w:tblGrid>
-        <w:gridCol w:w="3264"/>
-        <w:gridCol w:w="3264"/>
-        <w:gridCol w:w="3264"/>
-      </w:tblGrid>
-      <w:tr>
-        <w:tc>
-          <w:tcPr>
-            <w:tcW w:type="dxa" w:w="3264"/>
-            <w:shd w:val="clear" w:fill="0C2340"/>
-            <w:shd w:val="clear" w:fill="0C2340"/>
-          </w:tcPr>
-          <w:p>
-            <w:r>
-              <w:rPr>
-                <w:rFonts w:ascii="Calibri" w:hAnsi="Calibri"/>
-                <w:b/>
-                <w:color w:val="FFFFFF"/>
-              </w:rPr>
-            </w:r>
-            <w:r>
-              <w:rPr>
-                <w:rFonts w:ascii="Calibri" w:hAnsi="Calibri"/>
-                <w:b/>
-                <w:color w:val="FFFFFF"/>
-                <w:sz w:val="21"/>
-              </w:rPr>
-              <w:t>Criterio</w:t>
-            </w:r>
-          </w:p>
-        </w:tc>
-        <w:tc>
-          <w:tcPr>
-            <w:tcW w:type="dxa" w:w="3264"/>
-            <w:shd w:val="clear" w:fill="0C2340"/>
-            <w:shd w:val="clear" w:fill="0C2340"/>
-          </w:tcPr>
-          <w:p>
-            <w:r>
-              <w:rPr>
-                <w:rFonts w:ascii="Calibri" w:hAnsi="Calibri"/>
-                <w:b/>
-                <w:color w:val="FFFFFF"/>
-              </w:rPr>
-            </w:r>
-            <w:r>
-              <w:rPr>
-                <w:rFonts w:ascii="Calibri" w:hAnsi="Calibri"/>
-                <w:b/>
-                <w:color w:val="FFFFFF"/>
-                <w:sz w:val="21"/>
-              </w:rPr>
-              <w:t>Rodear</w:t>
-            </w:r>
-          </w:p>
-        </w:tc>
-        <w:tc>
-          <w:tcPr>
-            <w:tcW w:type="dxa" w:w="3264"/>
-            <w:shd w:val="clear" w:fill="0C2340"/>
-            <w:shd w:val="clear" w:fill="0C2340"/>
-          </w:tcPr>
-          <w:p>
-            <w:r>
-              <w:rPr>
-                <w:rFonts w:ascii="Calibri" w:hAnsi="Calibri"/>
-                <w:b/>
-                <w:color w:val="FFFFFF"/>
-              </w:rPr>
-            </w:r>
-            <w:r>
-              <w:rPr>
-                <w:rFonts w:ascii="Calibri" w:hAnsi="Calibri"/>
-                <w:b/>
-                <w:color w:val="FFFFFF"/>
-                <w:sz w:val="21"/>
-              </w:rPr>
-              <w:t>Nota</w:t>
-            </w:r>
-          </w:p>
-        </w:tc>
-      </w:tr>
-      <w:tr>
-        <w:tc>
-          <w:tcPr>
-            <w:tcW w:type="dxa" w:w="3264"/>
-          </w:tcPr>
-          <w:p>
-            <w:r/>
-            <w:r>
-              <w:rPr>
-                <w:rFonts w:ascii="Calibri" w:hAnsi="Calibri"/>
-                <w:b w:val="0"/>
-                <w:color w:val="2B2B2B"/>
-                <w:sz w:val="20"/>
-              </w:rPr>
-              <w:t>Dominio del tema</w:t>
-            </w:r>
-          </w:p>
-        </w:tc>
-        <w:tc>
-          <w:tcPr>
-            <w:tcW w:type="dxa" w:w="3264"/>
-          </w:tcPr>
-          <w:p>
-            <w:r/>
-            <w:r>
-              <w:rPr>
-                <w:rFonts w:ascii="Calibri" w:hAnsi="Calibri"/>
-                <w:b w:val="0"/>
-                <w:color w:val="2B2B2B"/>
-                <w:sz w:val="20"/>
-              </w:rPr>
-              <w:t>0,1–2,9 · 3,0–3,5 · 3,6–4,5 · 4,6–5,0</w:t>
-            </w:r>
-          </w:p>
-        </w:tc>
-        <w:tc>
-          <w:tcPr>
-            <w:tcW w:type="dxa" w:w="3264"/>
-          </w:tcPr>
-          <w:p>
-            <w:r/>
-            <w:r>
-              <w:rPr>
-                <w:rFonts w:ascii="Calibri" w:hAnsi="Calibri"/>
-                <w:b w:val="0"/>
-                <w:color w:val="2B2B2B"/>
-                <w:sz w:val="20"/>
-              </w:rPr>
-              <w:t>____</w:t>
-            </w:r>
-          </w:p>
-        </w:tc>
-      </w:tr>
-      <w:tr>
-        <w:tc>
-          <w:tcPr>
-            <w:tcW w:type="dxa" w:w="3264"/>
-            <w:shd w:val="clear" w:fill="F5F7F5"/>
-            <w:shd w:val="clear" w:fill="F5F7F5"/>
-          </w:tcPr>
-          <w:p>
-            <w:r/>
-            <w:r>
-              <w:rPr>
-                <w:rFonts w:ascii="Calibri" w:hAnsi="Calibri"/>
-                <w:b w:val="0"/>
-                <w:color w:val="2B2B2B"/>
-                <w:sz w:val="20"/>
-              </w:rPr>
-              <w:t>Claridad</w:t>
-            </w:r>
-          </w:p>
-        </w:tc>
-        <w:tc>
-          <w:tcPr>
-            <w:tcW w:type="dxa" w:w="3264"/>
-            <w:shd w:val="clear" w:fill="F5F7F5"/>
-            <w:shd w:val="clear" w:fill="F5F7F5"/>
-          </w:tcPr>
-          <w:p>
-            <w:r/>
-            <w:r>
-              <w:rPr>
-                <w:rFonts w:ascii="Calibri" w:hAnsi="Calibri"/>
-                <w:b w:val="0"/>
-                <w:color w:val="2B2B2B"/>
-                <w:sz w:val="20"/>
-              </w:rPr>
-              <w:t>0,1–2,9 · 3,0–3,5 · 3,6–4,5 · 4,6–5,0</w:t>
-            </w:r>
-          </w:p>
-        </w:tc>
-        <w:tc>
-          <w:tcPr>
-            <w:tcW w:type="dxa" w:w="3264"/>
-            <w:shd w:val="clear" w:fill="F5F7F5"/>
-            <w:shd w:val="clear" w:fill="F5F7F5"/>
-          </w:tcPr>
-          <w:p>
-            <w:r/>
-            <w:r>
-              <w:rPr>
-                <w:rFonts w:ascii="Calibri" w:hAnsi="Calibri"/>
-                <w:b w:val="0"/>
-                <w:color w:val="2B2B2B"/>
-                <w:sz w:val="20"/>
-              </w:rPr>
-              <w:t>____</w:t>
-            </w:r>
-          </w:p>
-        </w:tc>
-      </w:tr>
-      <w:tr>
-        <w:tc>
-          <w:tcPr>
-            <w:tcW w:type="dxa" w:w="3264"/>
-          </w:tcPr>
-          <w:p>
-            <w:r/>
-            <w:r>
-              <w:rPr>
-                <w:rFonts w:ascii="Calibri" w:hAnsi="Calibri"/>
-                <w:b w:val="0"/>
-                <w:color w:val="2B2B2B"/>
-                <w:sz w:val="20"/>
-              </w:rPr>
-              <w:t>Coherencia del documento</w:t>
-            </w:r>
-          </w:p>
-        </w:tc>
-        <w:tc>
-          <w:tcPr>
-            <w:tcW w:type="dxa" w:w="3264"/>
-          </w:tcPr>
-          <w:p>
-            <w:r/>
-            <w:r>
-              <w:rPr>
-                <w:rFonts w:ascii="Calibri" w:hAnsi="Calibri"/>
-                <w:b w:val="0"/>
-                <w:color w:val="2B2B2B"/>
-                <w:sz w:val="20"/>
-              </w:rPr>
-              <w:t>0,1–2,9 · 3,0–3,5 · 3,6–4,5 · 4,6–5,0</w:t>
-            </w:r>
-          </w:p>
-        </w:tc>
-        <w:tc>
-          <w:tcPr>
-            <w:tcW w:type="dxa" w:w="3264"/>
-          </w:tcPr>
-          <w:p>
-            <w:r/>
-            <w:r>
-              <w:rPr>
-                <w:rFonts w:ascii="Calibri" w:hAnsi="Calibri"/>
-                <w:b w:val="0"/>
-                <w:color w:val="2B2B2B"/>
-                <w:sz w:val="20"/>
-              </w:rPr>
-              <w:t>____</w:t>
-            </w:r>
-          </w:p>
-        </w:tc>
-      </w:tr>
-      <w:tr>
-        <w:tc>
-          <w:tcPr>
-            <w:tcW w:type="dxa" w:w="3264"/>
-            <w:shd w:val="clear" w:fill="F5F7F5"/>
-            <w:shd w:val="clear" w:fill="F5F7F5"/>
-          </w:tcPr>
-          <w:p>
-            <w:r/>
-            <w:r>
-              <w:rPr>
-                <w:rFonts w:ascii="Calibri" w:hAnsi="Calibri"/>
-                <w:b w:val="0"/>
-                <w:color w:val="2B2B2B"/>
-                <w:sz w:val="20"/>
-              </w:rPr>
-              <w:t>Capacidad de defensa</w:t>
-            </w:r>
-          </w:p>
-        </w:tc>
-        <w:tc>
-          <w:tcPr>
-            <w:tcW w:type="dxa" w:w="3264"/>
-            <w:shd w:val="clear" w:fill="F5F7F5"/>
-            <w:shd w:val="clear" w:fill="F5F7F5"/>
-          </w:tcPr>
-          <w:p>
-            <w:r/>
-            <w:r>
-              <w:rPr>
-                <w:rFonts w:ascii="Calibri" w:hAnsi="Calibri"/>
-                <w:b w:val="0"/>
-                <w:color w:val="2B2B2B"/>
-                <w:sz w:val="20"/>
-              </w:rPr>
-              <w:t>0,1–2,9 · 3,0–3,5 · 3,6–4,5 · 4,6–5,0</w:t>
-            </w:r>
-          </w:p>
-        </w:tc>
-        <w:tc>
-          <w:tcPr>
-            <w:tcW w:type="dxa" w:w="3264"/>
-            <w:shd w:val="clear" w:fill="F5F7F5"/>
-            <w:shd w:val="clear" w:fill="F5F7F5"/>
-          </w:tcPr>
-          <w:p>
-            <w:r/>
-            <w:r>
-              <w:rPr>
-                <w:rFonts w:ascii="Calibri" w:hAnsi="Calibri"/>
-                <w:b w:val="0"/>
-                <w:color w:val="2B2B2B"/>
-                <w:sz w:val="20"/>
-              </w:rPr>
-              <w:t>____</w:t>
-            </w:r>
-          </w:p>
-        </w:tc>
-      </w:tr>
-    </w:tbl>
-    <w:p/>
+    <w:p>
+      <w:r>
+        <w:rPr>
+          <w:rFonts w:ascii="Calibri" w:hAnsi="Calibri"/>
+          <w:b/>
+          <w:color w:val="2B2B2B"/>
+          <w:sz w:val="22"/>
+        </w:rPr>
+        <w:t>Dominio del tema</w:t>
+      </w:r>
+      <w:r>
+        <w:rPr>
+          <w:rFonts w:ascii="Calibri" w:hAnsi="Calibri"/>
+          <w:b w:val="0"/>
+          <w:color w:val="2B2B2B"/>
+          <w:sz w:val="22"/>
+        </w:rPr>
+        <w:t xml:space="preserve"> — rodear:   0,1–2,9   ·   3,0–3,5   ·   3,6–4,5   ·   4,6–5,0   →   nota  ______</w:t>
+      </w:r>
+    </w:p>
+    <w:p>
+      <w:r>
+        <w:rPr>
+          <w:rFonts w:ascii="Calibri" w:hAnsi="Calibri"/>
+          <w:b/>
+          <w:color w:val="2B2B2B"/>
+          <w:sz w:val="22"/>
+        </w:rPr>
+        <w:t>Claridad</w:t>
+      </w:r>
+      <w:r>
+        <w:rPr>
+          <w:rFonts w:ascii="Calibri" w:hAnsi="Calibri"/>
+          <w:b w:val="0"/>
+          <w:color w:val="2B2B2B"/>
+          <w:sz w:val="22"/>
+        </w:rPr>
+        <w:t xml:space="preserve"> — rodear:   0,1–2,9   ·   3,0–3,5   ·   3,6–4,5   ·   4,6–5,0   →   nota  ______</w:t>
+      </w:r>
+    </w:p>
+    <w:p>
+      <w:r>
+        <w:rPr>
+          <w:rFonts w:ascii="Calibri" w:hAnsi="Calibri"/>
+          <w:b/>
+          <w:color w:val="2B2B2B"/>
+          <w:sz w:val="22"/>
+        </w:rPr>
+        <w:t>Coherencia del documento</w:t>
+      </w:r>
+      <w:r>
+        <w:rPr>
+          <w:rFonts w:ascii="Calibri" w:hAnsi="Calibri"/>
+          <w:b w:val="0"/>
+          <w:color w:val="2B2B2B"/>
+          <w:sz w:val="22"/>
+        </w:rPr>
+        <w:t xml:space="preserve"> — rodear:   0,1–2,9   ·   3,0–3,5   ·   3,6–4,5   ·   4,6–5,0   →   nota  ______</w:t>
+      </w:r>
+    </w:p>
+    <w:p>
+      <w:r>
+        <w:rPr>
+          <w:rFonts w:ascii="Calibri" w:hAnsi="Calibri"/>
+          <w:b/>
+          <w:color w:val="2B2B2B"/>
+          <w:sz w:val="22"/>
+        </w:rPr>
+        <w:t>Capacidad de defensa</w:t>
+      </w:r>
+      <w:r>
+        <w:rPr>
+          <w:rFonts w:ascii="Calibri" w:hAnsi="Calibri"/>
+          <w:b w:val="0"/>
+          <w:color w:val="2B2B2B"/>
+          <w:sz w:val="22"/>
+        </w:rPr>
+        <w:t xml:space="preserve"> — rodear:   0,1–2,9   ·   3,0–3,5   ·   3,6–4,5   ·   4,6–5,0   →   nota  ______</w:t>
+      </w:r>
+    </w:p>
+    <w:p>
+      <w:pPr>
+        <w:spacing w:before="200" w:after="60"/>
+      </w:pPr>
+      <w:r>
+        <w:rPr>
+          <w:rFonts w:ascii="Calibri" w:hAnsi="Calibri"/>
+          <w:b/>
+          <w:color w:val="007433"/>
+          <w:sz w:val="32"/>
+        </w:rPr>
+        <w:t>NOTA QUE REPORTO A LA MODERADORA:  __________</w:t>
+      </w:r>
+    </w:p>
+    <w:p>
+      <w:r>
+        <w:rPr>
+          <w:rFonts w:ascii="Calibri" w:hAnsi="Calibri"/>
+          <w:b w:val="0"/>
+          <w:color w:val="2B2B2B"/>
+          <w:sz w:val="22"/>
+        </w:rPr>
+        <w:t xml:space="preserve">Es </w:t>
+      </w:r>
+      <w:r>
+        <w:rPr>
+          <w:rFonts w:ascii="Calibri" w:hAnsi="Calibri"/>
+          <w:b/>
+          <w:color w:val="2B2B2B"/>
+          <w:sz w:val="22"/>
+        </w:rPr>
+        <w:t>una sola</w:t>
+      </w:r>
+      <w:r>
+        <w:rPr>
+          <w:rFonts w:ascii="Calibri" w:hAnsi="Calibri"/>
+          <w:b w:val="0"/>
+          <w:color w:val="2B2B2B"/>
+          <w:sz w:val="22"/>
+        </w:rPr>
+        <w:t xml:space="preserve"> nota, y es la única que queda en el acta. Regla: promedio simple de los cuatro criterios de arriba — el instructivo </w:t>
+      </w:r>
+      <w:r>
+        <w:rPr>
+          <w:rFonts w:ascii="Calibri" w:hAnsi="Calibri"/>
+          <w:b/>
+          <w:color w:val="2B2B2B"/>
+          <w:sz w:val="22"/>
+        </w:rPr>
+        <w:t>no publica ponderación entre ellos</w:t>
+      </w:r>
+      <w:r>
+        <w:rPr>
+          <w:rFonts w:ascii="Calibri" w:hAnsi="Calibri"/>
+          <w:b w:val="0"/>
+          <w:color w:val="2B2B2B"/>
+          <w:sz w:val="22"/>
+        </w:rPr>
+        <w:t xml:space="preserve"> (la de la p. 22, con pesos, califica otros seis criterios del informe escrito). Si la moderadora pide criterio por criterio, se leen los cuatro de arriba.</w:t>
+      </w:r>
+    </w:p>
     <w:p>
       <w:r>
         <w:rPr>
@@ -1526,7 +1339,7 @@
           <w:color w:val="2B2B2B"/>
           <w:sz w:val="22"/>
         </w:rPr>
-        <w:t>______________________________________________________________________________</w:t>
+        <w:t>______________________________________________________________________________________</w:t>
       </w:r>
     </w:p>
     <w:p>
@@ -1540,7 +1353,7 @@
           <w:color w:val="2B2B2B"/>
           <w:sz w:val="22"/>
         </w:rPr>
-        <w:t>______________________________________________________________________________</w:t>
+        <w:t>______________________________________________________________________________________</w:t>
       </w:r>
     </w:p>
     <w:p>
@@ -1554,7 +1367,7 @@
           <w:color w:val="2B2B2B"/>
           <w:sz w:val="22"/>
         </w:rPr>
-        <w:t>______________________________________________________________________________</w:t>
+        <w:t>______________________________________________________________________________________</w:t>
       </w:r>
     </w:p>
     <w:p>
@@ -1592,7 +1405,7 @@
           <w:color w:val="2B2B2B"/>
           <w:sz w:val="22"/>
         </w:rPr>
-        <w:t>Un 4,4 en un solo criterio bloquea la meritoria del grupo:</w:t>
+        <w:t>Meritoria</w:t>
       </w:r>
       <w:r>
         <w:rPr>
@@ -1601,7 +1414,43 @@
           <w:color w:val="2B2B2B"/>
           <w:sz w:val="22"/>
         </w:rPr>
-        <w:t xml:space="preserve"> si bajo de 4,5, tengo que poder decir la página.</w:t>
+        <w:t xml:space="preserve"> (instructivo p. 11): promedio de jurados ≥ 4,6 y &lt; 5,0, </w:t>
+      </w:r>
+      <w:r>
+        <w:rPr>
+          <w:rFonts w:ascii="Calibri" w:hAnsi="Calibri"/>
+          <w:b/>
+          <w:color w:val="2B2B2B"/>
+          <w:sz w:val="22"/>
+        </w:rPr>
+        <w:t>ninguna nota de jurado</w:t>
+      </w:r>
+      <w:r>
+        <w:rPr>
+          <w:rFonts w:ascii="Calibri" w:hAnsi="Calibri"/>
+          <w:b w:val="0"/>
+          <w:color w:val="2B2B2B"/>
+          <w:sz w:val="22"/>
+        </w:rPr>
+        <w:t xml:space="preserve"> inferior a 4,5, y la pide al menos un jurado. Los cuatro criterios de arriba son </w:t>
+      </w:r>
+      <w:r>
+        <w:rPr>
+          <w:rFonts w:ascii="Calibri" w:hAnsi="Calibri"/>
+          <w:b/>
+          <w:color w:val="2B2B2B"/>
+          <w:sz w:val="22"/>
+        </w:rPr>
+        <w:t>mi retícula interna</w:t>
+      </w:r>
+      <w:r>
+        <w:rPr>
+          <w:rFonts w:ascii="Calibri" w:hAnsi="Calibri"/>
+          <w:b w:val="0"/>
+          <w:color w:val="2B2B2B"/>
+          <w:sz w:val="22"/>
+        </w:rPr>
+        <w:t>, no notas que se reporten: si la que baja de 4,5 es mi nota única, tengo que poder decir la página.</w:t>
       </w:r>
     </w:p>
     <w:p>

--- a/Especializacion/Evaluaciones/2026-2/Fichas de evaluacion/09 - G-009 - Ecosistema digital RRHH con celulas agiles/2 - Hoja de respuestas.docx
+++ b/Especializacion/Evaluaciones/2026-2/Fichas de evaluacion/09 - G-009 - Ecosistema digital RRHH con celulas agiles/2 - Hoja de respuestas.docx
@@ -314,7 +314,27 @@
           <w:color w:val="2B2B2B"/>
           <w:sz w:val="21"/>
         </w:rPr>
-        <w:t>⚠️ Último turno de la noche y el bloque no tiene holgura (9 × 20 = 180 min exactos). Si el día va retrasado y les quedan menos de 12 minutos, hacer P1 y una sola más, y no cargarles el retraso de la sala.</w:t>
+        <w:t xml:space="preserve">⚠️ Último turno de la noche y el bloque no tiene holgura (9 × 20 = 180 min exactos). Si el día va retrasado y les quedan menos de 12 minutos, hacer </w:t>
+      </w:r>
+      <w:r>
+        <w:rPr>
+          <w:rFonts w:ascii="Calibri" w:hAnsi="Calibri"/>
+          <w:b/>
+          <w:i/>
+          <w:color w:val="2B2B2B"/>
+          <w:sz w:val="21"/>
+        </w:rPr>
+        <w:t>P1 y P2</w:t>
+      </w:r>
+      <w:r>
+        <w:rPr>
+          <w:rFonts w:ascii="Calibri" w:hAnsi="Calibri"/>
+          <w:b w:val="0"/>
+          <w:i/>
+          <w:color w:val="2B2B2B"/>
+          <w:sz w:val="21"/>
+        </w:rPr>
+        <w:t xml:space="preserve"> y dejar P3 como observación escrita, sin cargarles el retraso de la sala.</w:t>
       </w:r>
     </w:p>
     <w:p>
@@ -523,7 +543,7 @@
           <w:color w:val="007433"/>
           <w:sz w:val="32"/>
         </w:rPr>
-        <w:t>B · CONDICIONALES (§6 de la ficha) — marcar oyendo; cada marca elige la pregunta</w:t>
+        <w:t>B · CONDICIONALES (§7 de la ficha) — marcar oyendo; cada marca elige la pregunta</w:t>
       </w:r>
     </w:p>
     <w:p>
@@ -567,7 +587,7 @@
           <w:color w:val="2B2B2B"/>
           <w:sz w:val="22"/>
         </w:rPr>
-        <w:t xml:space="preserve">[ ] Si dicen «implementamos» o «está en producción» → pedir fecha, área y usuarios  </w:t>
+        <w:t xml:space="preserve">[ ] Si dicen «implementamos» o «está en producción» → pedir entorno o captura en vivo  </w:t>
       </w:r>
       <w:r>
         <w:rPr>
@@ -590,7 +610,7 @@
           <w:color w:val="2B2B2B"/>
           <w:sz w:val="22"/>
         </w:rPr>
-        <w:t xml:space="preserve">[ ] Si presentan el tablero sin decir que los datos son simulados → P3 (ellas mismas lo aclaran en p. 97)  </w:t>
+        <w:t xml:space="preserve">[ ] Si presentan el tablero sin decir que los datos son simulados (la dp. 19 sí lo rotula) → </w:t>
       </w:r>
       <w:r>
         <w:rPr>
@@ -599,7 +619,25 @@
           <w:color w:val="2B2B2B"/>
           <w:sz w:val="22"/>
         </w:rPr>
-        <w:t>(p. 19)</w:t>
+        <w:t>R2</w:t>
+      </w:r>
+      <w:r>
+        <w:rPr>
+          <w:rFonts w:ascii="Calibri" w:hAnsi="Calibri"/>
+          <w:b w:val="0"/>
+          <w:color w:val="2B2B2B"/>
+          <w:sz w:val="22"/>
+        </w:rPr>
+        <w:t xml:space="preserve">: de qué archivo o lista salen las cifras, si los contadores suman 149 bajo un pie que dice 150  </w:t>
+      </w:r>
+      <w:r>
+        <w:rPr>
+          <w:rFonts w:ascii="Calibri" w:hAnsi="Calibri"/>
+          <w:b/>
+          <w:color w:val="2B2B2B"/>
+          <w:sz w:val="22"/>
+        </w:rPr>
+        <w:t>(p. 89)</w:t>
       </w:r>
     </w:p>
     <w:p>
@@ -613,7 +651,7 @@
           <w:color w:val="2B2B2B"/>
           <w:sz w:val="22"/>
         </w:rPr>
-        <w:t xml:space="preserve">[ ] Si atribuyen mejoras cuantificadas → P2: pedir el número de la línea base  </w:t>
+        <w:t xml:space="preserve">[ ] Si leen «18 días» o «2,45 %» de las tarjetas como si fuera línea base → P2 en versión dura  </w:t>
       </w:r>
       <w:r>
         <w:rPr>
@@ -622,7 +660,7 @@
           <w:color w:val="2B2B2B"/>
           <w:sz w:val="22"/>
         </w:rPr>
-        <w:t>(pp. 78 y 104)</w:t>
+        <w:t>(pp. 91 y 97)</w:t>
       </w:r>
     </w:p>
     <w:p>
@@ -636,7 +674,7 @@
           <w:color w:val="2B2B2B"/>
           <w:sz w:val="22"/>
         </w:rPr>
-        <w:t xml:space="preserve">[ ] Si solo habla una de las dos → pedir a la otra la Tabla 14 de indicadores  </w:t>
+        <w:t xml:space="preserve">[ ] Si atribuyen mejoras cuantificadas → P2: pedir el número de la línea base y contra qué se midió  </w:t>
       </w:r>
       <w:r>
         <w:rPr>
@@ -645,7 +683,7 @@
           <w:color w:val="2B2B2B"/>
           <w:sz w:val="22"/>
         </w:rPr>
-        <w:t>(pp. 83-85)</w:t>
+        <w:t>(pp. 78, 97 y 104)</w:t>
       </w:r>
     </w:p>
     <w:p>
@@ -659,7 +697,30 @@
           <w:color w:val="2B2B2B"/>
           <w:sz w:val="22"/>
         </w:rPr>
-        <w:t xml:space="preserve">[ ] Si se saltan la fase 1 por tiempo → pedir el diagnóstico en una frase  </w:t>
+        <w:t xml:space="preserve">[ ] Si solo habla una de las dos → pedir a la otra los roles de la Tabla 8 o las ceremonias de la Tabla 11  </w:t>
+      </w:r>
+      <w:r>
+        <w:rPr>
+          <w:rFonts w:ascii="Calibri" w:hAnsi="Calibri"/>
+          <w:b/>
+          <w:color w:val="2B2B2B"/>
+          <w:sz w:val="22"/>
+        </w:rPr>
+        <w:t>(pp. 83 y 85)</w:t>
+      </w:r>
+    </w:p>
+    <w:p>
+      <w:pPr>
+        <w:pStyle w:val="ListBullet"/>
+      </w:pPr>
+      <w:r>
+        <w:rPr>
+          <w:rFonts w:ascii="Calibri" w:hAnsi="Calibri"/>
+          <w:b w:val="0"/>
+          <w:color w:val="2B2B2B"/>
+          <w:sz w:val="22"/>
+        </w:rPr>
+        <w:t xml:space="preserve">[ ] Si se saltan la fase 1 por tiempo → por qué el eje fue vinculaciones si la matriz da «Alta» también a gestión documental  </w:t>
       </w:r>
       <w:r>
         <w:rPr>
@@ -682,7 +743,7 @@
           <w:color w:val="2B2B2B"/>
           <w:sz w:val="22"/>
         </w:rPr>
-        <w:t xml:space="preserve">[ ] Si mencionan Power Automate → preguntar qué flujo está construido y corriendo  </w:t>
+        <w:t xml:space="preserve">[ ] Si mencionan Power Automate (dp. 13) → </w:t>
       </w:r>
       <w:r>
         <w:rPr>
@@ -691,7 +752,43 @@
           <w:color w:val="2B2B2B"/>
           <w:sz w:val="22"/>
         </w:rPr>
-        <w:t>(p. 13)</w:t>
+        <w:t>no</w:t>
+      </w:r>
+      <w:r>
+        <w:rPr>
+          <w:rFonts w:ascii="Calibri" w:hAnsi="Calibri"/>
+          <w:b w:val="0"/>
+          <w:color w:val="2B2B2B"/>
+          <w:sz w:val="22"/>
+        </w:rPr>
+        <w:t xml:space="preserve"> decir que el documento no lo trae: la Figura 9 sí lo dibuja. Pedir </w:t>
+      </w:r>
+      <w:r>
+        <w:rPr>
+          <w:rFonts w:ascii="Calibri" w:hAnsi="Calibri"/>
+          <w:b/>
+          <w:color w:val="2B2B2B"/>
+          <w:sz w:val="22"/>
+        </w:rPr>
+        <w:t>R6</w:t>
+      </w:r>
+      <w:r>
+        <w:rPr>
+          <w:rFonts w:ascii="Calibri" w:hAnsi="Calibri"/>
+          <w:b w:val="0"/>
+          <w:color w:val="2B2B2B"/>
+          <w:sz w:val="22"/>
+        </w:rPr>
+        <w:t xml:space="preserve">: de los cinco servicios transversales, cuáles quedaron especificados  </w:t>
+      </w:r>
+      <w:r>
+        <w:rPr>
+          <w:rFonts w:ascii="Calibri" w:hAnsi="Calibri"/>
+          <w:b/>
+          <w:color w:val="2B2B2B"/>
+          <w:sz w:val="22"/>
+        </w:rPr>
+        <w:t>(p. 81)</w:t>
       </w:r>
     </w:p>
     <w:p>
@@ -705,7 +802,16 @@
           <w:color w:val="2B2B2B"/>
           <w:sz w:val="22"/>
         </w:rPr>
-        <w:t>[ ] Si afirman que las células ya operan en la empresa → P1 sin rodeos</w:t>
+        <w:t xml:space="preserve">[ ] Si afirman que las células ya operan en la empresa → P1 sin rodeos: acta, tablero de sprint o el cargo de cada rol  </w:t>
+      </w:r>
+      <w:r>
+        <w:rPr>
+          <w:rFonts w:ascii="Calibri" w:hAnsi="Calibri"/>
+          <w:b/>
+          <w:color w:val="2B2B2B"/>
+          <w:sz w:val="22"/>
+        </w:rPr>
+        <w:t>(p. 83)</w:t>
       </w:r>
     </w:p>
     <w:p>
@@ -719,7 +825,16 @@
           <w:color w:val="2B2B2B"/>
           <w:sz w:val="22"/>
         </w:rPr>
-        <w:t>[ ] Si no mencionan ninguna limitación → pedirles que digan las dos que ellas mismas escribieron (pp. 26-27) y cuál pesaría más en una implementación real</w:t>
+        <w:t xml:space="preserve">[ ] Si invocan la confidencialidad de la empresa para no dar datos → P3: confidencialidad no es autorización; «confidencial» aparece una sola vez  </w:t>
+      </w:r>
+      <w:r>
+        <w:rPr>
+          <w:rFonts w:ascii="Calibri" w:hAnsi="Calibri"/>
+          <w:b/>
+          <w:color w:val="2B2B2B"/>
+          <w:sz w:val="22"/>
+        </w:rPr>
+        <w:t>(p. 26)</w:t>
       </w:r>
     </w:p>
     <w:p>
@@ -733,7 +848,21 @@
           <w:color w:val="2B2B2B"/>
           <w:sz w:val="22"/>
         </w:rPr>
-        <w:t>[ ] Si el día va retrasado y les quedan menos de 12 minutos → renunciar a la pregunta 2 y quedarse con la 1 y la 3, que son las que definen el alcance real del trabajo</w:t>
+        <w:t>[ ] Si no mencionan ninguna limitación → pedirles que digan las dos que escribieron (pp. 26-27) y cuál pesaría más en una implementación real</w:t>
+      </w:r>
+    </w:p>
+    <w:p>
+      <w:pPr>
+        <w:pStyle w:val="ListBullet"/>
+      </w:pPr>
+      <w:r>
+        <w:rPr>
+          <w:rFonts w:ascii="Calibri" w:hAnsi="Calibri"/>
+          <w:b w:val="0"/>
+          <w:color w:val="2B2B2B"/>
+          <w:sz w:val="22"/>
+        </w:rPr>
+        <w:t>[ ] Si el día va retrasado y les quedan menos de 12 minutos → renunciar a P3 y quedarse con P1 y P2, que son las que definen el alcance real del trabajo</w:t>
       </w:r>
     </w:p>
     <w:p>
@@ -844,7 +973,7 @@
           <w:color w:val="2B2B2B"/>
           <w:sz w:val="22"/>
         </w:rPr>
-        <w:t>Pregunta 1 — ¿Las cuatro células se conformaron o quedó en diseño?</w:t>
+        <w:t>Pregunta 1 — Los cuatro especialistas low-code de las células: ¿cargo o supuesto?</w:t>
       </w:r>
     </w:p>
     <w:p>
@@ -860,7 +989,7 @@
           <w:color w:val="2B2B2B"/>
           <w:sz w:val="21"/>
         </w:rPr>
-        <w:t>«En el diseño metodológico, la fase 2 registra como actividad la conformación de cuatro células ágiles de cinco a siete miembros, con Scrum/Kanban y sprints quincenales (p. 48); pero al cerrar el capítulo el modelo se plantea como guía para una futura implementación (p. 88). ¿Esas cuatro células se conformaron con personas de la empresa y alcanzaron a correr algún sprint, o el segundo objetivo se cerró en el nivel de diseño?»</w:t>
+        <w:t>«La fase 2 programa la conformación de cuatro células ágiles de cinco a siete miembros (p. 48), y el modelo pone en cada célula un especialista en herramientas low-code (pp. 82-83). Pero la p. 19 diagnostica carencia de competencias digitales en el área, la Tabla 15 registra quince personas de Recursos Humanos (p. 99) y el presupuesto solo paga dos estudiantes y el asesor (p. 115). ¿Qué cargo ocupa hoy cada uno de esos cuatro especialistas, o quedó como supuesto del diseño?»</w:t>
       </w:r>
     </w:p>
     <w:p>
@@ -901,7 +1030,7 @@
           <w:color w:val="2B2B2B"/>
           <w:sz w:val="22"/>
         </w:rPr>
-        <w:t>Pregunta 2 — La línea base que dice «Diagnóstico inicial»</w:t>
+        <w:t>Pregunta 2 — La línea base de los dieciséis indicadores: un número, no una etiqueta.</w:t>
       </w:r>
     </w:p>
     <w:p>
@@ -917,7 +1046,7 @@
           <w:color w:val="2B2B2B"/>
           <w:sz w:val="21"/>
         </w:rPr>
-        <w:t>«En la Tabla 14 los dieciséis indicadores llevan como línea base la palabra “Diagnóstico inicial” (pp. 93-97). Denme un número: ¿cuánto es hoy el tiempo promedio de cubrimiento de una vacante en esa empresa, y de dónde sale ese dato?»</w:t>
+        <w:t>«La fase 1 tenía como entregable un informe de línea base (p. 47), y las páginas 58, 98 y 103 afirman que los resultados constituyeron esa línea base. Pero la columna Línea base de la Tabla 14 dice Diagnóstico inicial en los dieciséis indicadores, sin un solo número (pp. 93-97). Denme el valor de línea base de un indicador, el que quieran, y de dónde sale. Si no se midió, dígannoslo con esas palabras.»</w:t>
       </w:r>
     </w:p>
     <w:p>
@@ -958,7 +1087,7 @@
           <w:color w:val="2B2B2B"/>
           <w:sz w:val="22"/>
         </w:rPr>
-        <w:t>Pregunta 3 — ¿Aplicaciones construidas o maquetas?</w:t>
+        <w:t>Pregunta 3 — Con qué documento se aplicaron los instrumentos a 175 personas.</w:t>
       </w:r>
     </w:p>
     <w:p>
@@ -974,7 +1103,7 @@
           <w:color w:val="2B2B2B"/>
           <w:sz w:val="21"/>
         </w:rPr>
-        <w:t>«Las figuras 11 a 14 muestran interfaces del ecosistema (pp. 89-91) y ustedes aclaran que los datos del tablero son ilustrativos (p. 97). ¿Esas pantallas son aplicaciones construidas en Power Apps que se pueden abrir en un entorno, o son maquetas del diseño funcional? Y si están construidas, ¿sobre qué listas de SharePoint corren?»</w:t>
+        <w:t>«El estudio aplicó 150 encuestas y 25 entrevistas en la empresa (p. 45). Busqué en las 126 páginas las palabras consentimiento, ética, anonimato y habeas: ningún resultado, y entre los anexos no hay carta de autorización de la empresa (pp. 113-126). Díganme qué documento autorizó aplicar los instrumentos a esos 175 participantes y quién lo firmó. Si no hubo ninguno, dígannoslo con esas palabras.»</w:t>
       </w:r>
     </w:p>
     <w:p>
@@ -1024,7 +1153,97 @@
           <w:color w:val="2B2B2B"/>
           <w:sz w:val="22"/>
         </w:rPr>
-        <w:t xml:space="preserve"> cómo medirían los indicadores en el piloto · el capítulo 10 duplicado y las referencias con restos de plantilla (pp. 111-112) · sus propios números de memoria: 3,2 de eficiencia, 2,85 de acceso, 52 % de vinculaciones</w:t>
+        <w:t xml:space="preserve"> </w:t>
+      </w:r>
+      <w:r>
+        <w:rPr>
+          <w:rFonts w:ascii="Calibri" w:hAnsi="Calibri"/>
+          <w:b/>
+          <w:color w:val="2B2B2B"/>
+          <w:sz w:val="22"/>
+        </w:rPr>
+        <w:t>R2</w:t>
+      </w:r>
+      <w:r>
+        <w:rPr>
+          <w:rFonts w:ascii="Calibri" w:hAnsi="Calibri"/>
+          <w:b w:val="0"/>
+          <w:color w:val="2B2B2B"/>
+          <w:sz w:val="22"/>
+        </w:rPr>
+        <w:t xml:space="preserve"> de qué archivo salen las cifras del tablero, si los contadores suman 149 bajo un pie que dice 150 (p. 89) · </w:t>
+      </w:r>
+      <w:r>
+        <w:rPr>
+          <w:rFonts w:ascii="Calibri" w:hAnsi="Calibri"/>
+          <w:b/>
+          <w:color w:val="2B2B2B"/>
+          <w:sz w:val="22"/>
+        </w:rPr>
+        <w:t>R6</w:t>
+      </w:r>
+      <w:r>
+        <w:rPr>
+          <w:rFonts w:ascii="Calibri" w:hAnsi="Calibri"/>
+          <w:b w:val="0"/>
+          <w:color w:val="2B2B2B"/>
+          <w:sz w:val="22"/>
+        </w:rPr>
+        <w:t xml:space="preserve"> cuáles de los cinco servicios transversales de la Figura 9 quedaron especificados (p. 81) · </w:t>
+      </w:r>
+      <w:r>
+        <w:rPr>
+          <w:rFonts w:ascii="Calibri" w:hAnsi="Calibri"/>
+          <w:b/>
+          <w:color w:val="2B2B2B"/>
+          <w:sz w:val="22"/>
+        </w:rPr>
+        <w:t>R7</w:t>
+      </w:r>
+      <w:r>
+        <w:rPr>
+          <w:rFonts w:ascii="Calibri" w:hAnsi="Calibri"/>
+          <w:b w:val="0"/>
+          <w:color w:val="2B2B2B"/>
+          <w:sz w:val="22"/>
+        </w:rPr>
+        <w:t xml:space="preserve"> cuánto costaría por usuario al mes el «bajo costo» (p. 115) · </w:t>
+      </w:r>
+      <w:r>
+        <w:rPr>
+          <w:rFonts w:ascii="Calibri" w:hAnsi="Calibri"/>
+          <w:b/>
+          <w:color w:val="2B2B2B"/>
+          <w:sz w:val="22"/>
+        </w:rPr>
+        <w:t>R9</w:t>
+      </w:r>
+      <w:r>
+        <w:rPr>
+          <w:rFonts w:ascii="Calibri" w:hAnsi="Calibri"/>
+          <w:b w:val="0"/>
+          <w:color w:val="2B2B2B"/>
+          <w:sz w:val="22"/>
+        </w:rPr>
+        <w:t xml:space="preserve"> cómo se construyeron los estratos del muestreo declarado probabilístico (pp. 45, 49, 99-101) · </w:t>
+      </w:r>
+      <w:r>
+        <w:rPr>
+          <w:rFonts w:ascii="Calibri" w:hAnsi="Calibri"/>
+          <w:b/>
+          <w:color w:val="2B2B2B"/>
+          <w:sz w:val="22"/>
+        </w:rPr>
+        <w:t>R10</w:t>
+      </w:r>
+      <w:r>
+        <w:rPr>
+          <w:rFonts w:ascii="Calibri" w:hAnsi="Calibri"/>
+          <w:b w:val="0"/>
+          <w:color w:val="2B2B2B"/>
+          <w:sz w:val="22"/>
+        </w:rPr>
+        <w:t xml:space="preserve"> 20 de RR. HH. en la dp. 7 frente a 15 en la Tabla 15 (p. 99)</w:t>
       </w:r>
     </w:p>
     <w:p>
@@ -1164,7 +1383,7 @@
           <w:color w:val="2B2B2B"/>
           <w:sz w:val="22"/>
         </w:rPr>
-        <w:t>Partida antes de oír (§7 de la ficha):</w:t>
+        <w:t>Partida antes de oír (§8 de la ficha):</w:t>
       </w:r>
       <w:r>
         <w:rPr>
@@ -1471,6 +1690,297 @@
           <w:sz w:val="22"/>
         </w:rPr>
         <w:t xml:space="preserve"> ✓ lo dijo · ✗ no lo dijo · ~ ambiguo · ! contradice el documento (p. __) · ☐ verificar después</w:t>
+      </w:r>
+    </w:p>
+    <w:p>
+      <w:pPr>
+        <w:spacing w:before="200" w:after="60"/>
+      </w:pPr>
+      <w:r>
+        <w:rPr>
+          <w:rFonts w:ascii="Calibri" w:hAnsi="Calibri"/>
+          <w:b/>
+          <w:color w:val="007433"/>
+          <w:sz w:val="32"/>
+        </w:rPr>
+        <w:t>E · FORMULARIO OFICIAL DEL JURADO — 5 criterios, escala 1–5</w:t>
+      </w:r>
+    </w:p>
+    <w:p>
+      <w:r>
+        <w:rPr>
+          <w:rFonts w:ascii="Calibri" w:hAnsi="Calibri"/>
+          <w:b w:val="0"/>
+          <w:color w:val="2B2B2B"/>
+          <w:sz w:val="22"/>
+        </w:rPr>
+        <w:t xml:space="preserve">Instrumento </w:t>
+      </w:r>
+      <w:r>
+        <w:rPr>
+          <w:rFonts w:ascii="Calibri" w:hAnsi="Calibri"/>
+          <w:b/>
+          <w:color w:val="2B2B2B"/>
+          <w:sz w:val="22"/>
+        </w:rPr>
+        <w:t>distinto</w:t>
+      </w:r>
+      <w:r>
+        <w:rPr>
+          <w:rFonts w:ascii="Calibri" w:hAnsi="Calibri"/>
+          <w:b w:val="0"/>
+          <w:color w:val="2B2B2B"/>
+          <w:sz w:val="22"/>
+        </w:rPr>
+        <w:t xml:space="preserve"> de los cuatro criterios de la §D: aquellos dan la </w:t>
+      </w:r>
+      <w:r>
+        <w:rPr>
+          <w:rFonts w:ascii="Calibri" w:hAnsi="Calibri"/>
+          <w:b/>
+          <w:color w:val="2B2B2B"/>
+          <w:sz w:val="22"/>
+        </w:rPr>
+        <w:t>nota del acta</w:t>
+      </w:r>
+      <w:r>
+        <w:rPr>
+          <w:rFonts w:ascii="Calibri" w:hAnsi="Calibri"/>
+          <w:b w:val="0"/>
+          <w:color w:val="2B2B2B"/>
+          <w:sz w:val="22"/>
+        </w:rPr>
+        <w:t xml:space="preserve">, estos cinco van al formulario de la Dirección y </w:t>
+      </w:r>
+      <w:r>
+        <w:rPr>
+          <w:rFonts w:ascii="Calibri" w:hAnsi="Calibri"/>
+          <w:b/>
+          <w:color w:val="2B2B2B"/>
+          <w:sz w:val="22"/>
+        </w:rPr>
+        <w:t>no son notas</w:t>
+      </w:r>
+      <w:r>
+        <w:rPr>
+          <w:rFonts w:ascii="Calibri" w:hAnsi="Calibri"/>
+          <w:b w:val="0"/>
+          <w:color w:val="2B2B2B"/>
+          <w:sz w:val="22"/>
+        </w:rPr>
+        <w:t xml:space="preserve">. Las cinco se responden con el documento, así que vienen </w:t>
+      </w:r>
+      <w:r>
+        <w:rPr>
+          <w:rFonts w:ascii="Calibri" w:hAnsi="Calibri"/>
+          <w:b/>
+          <w:color w:val="2B2B2B"/>
+          <w:sz w:val="22"/>
+        </w:rPr>
+        <w:t>precargadas</w:t>
+      </w:r>
+      <w:r>
+        <w:rPr>
+          <w:rFonts w:ascii="Calibri" w:hAnsi="Calibri"/>
+          <w:b w:val="0"/>
+          <w:color w:val="2B2B2B"/>
+          <w:sz w:val="22"/>
+        </w:rPr>
+        <w:t xml:space="preserve"> desde la §8.1 de la ficha, que trae la página que sostiene cada casilla. En sala solo se confirma; si la sustentación cambia una, se tacha y se rodea otra.</w:t>
+      </w:r>
+    </w:p>
+    <w:p>
+      <w:r>
+        <w:rPr>
+          <w:rFonts w:ascii="Calibri" w:hAnsi="Calibri"/>
+          <w:b/>
+          <w:color w:val="2B2B2B"/>
+          <w:sz w:val="22"/>
+        </w:rPr>
+        <w:t>1. Problemática y objetivos</w:t>
+      </w:r>
+      <w:r>
+        <w:rPr>
+          <w:rFonts w:ascii="Calibri" w:hAnsi="Calibri"/>
+          <w:b w:val="0"/>
+          <w:color w:val="2B2B2B"/>
+          <w:sz w:val="22"/>
+        </w:rPr>
+        <w:t xml:space="preserve"> — rodear:   1   ·   2   ·   3   ·   4   ·   5   →   precargado </w:t>
+      </w:r>
+      <w:r>
+        <w:rPr>
+          <w:rFonts w:ascii="Calibri" w:hAnsi="Calibri"/>
+          <w:b/>
+          <w:color w:val="2B2B2B"/>
+          <w:sz w:val="22"/>
+        </w:rPr>
+        <w:t>3</w:t>
+      </w:r>
+    </w:p>
+    <w:p>
+      <w:r>
+        <w:rPr>
+          <w:rFonts w:ascii="Calibri" w:hAnsi="Calibri"/>
+          <w:b/>
+          <w:color w:val="2B2B2B"/>
+          <w:sz w:val="22"/>
+        </w:rPr>
+        <w:t>2. Marco teórico y referentes</w:t>
+      </w:r>
+      <w:r>
+        <w:rPr>
+          <w:rFonts w:ascii="Calibri" w:hAnsi="Calibri"/>
+          <w:b w:val="0"/>
+          <w:color w:val="2B2B2B"/>
+          <w:sz w:val="22"/>
+        </w:rPr>
+        <w:t xml:space="preserve"> — rodear:   1   ·   2   ·   3   ·   4   ·   5   →   precargado </w:t>
+      </w:r>
+      <w:r>
+        <w:rPr>
+          <w:rFonts w:ascii="Calibri" w:hAnsi="Calibri"/>
+          <w:b/>
+          <w:color w:val="2B2B2B"/>
+          <w:sz w:val="22"/>
+        </w:rPr>
+        <w:t>2</w:t>
+      </w:r>
+    </w:p>
+    <w:p>
+      <w:r>
+        <w:rPr>
+          <w:rFonts w:ascii="Calibri" w:hAnsi="Calibri"/>
+          <w:b/>
+          <w:color w:val="2B2B2B"/>
+          <w:sz w:val="22"/>
+        </w:rPr>
+        <w:t>3. Metodología, muestra y diseño</w:t>
+      </w:r>
+      <w:r>
+        <w:rPr>
+          <w:rFonts w:ascii="Calibri" w:hAnsi="Calibri"/>
+          <w:b w:val="0"/>
+          <w:color w:val="2B2B2B"/>
+          <w:sz w:val="22"/>
+        </w:rPr>
+        <w:t xml:space="preserve"> — rodear:   1   ·   2   ·   3   ·   4   ·   5   →   precargado </w:t>
+      </w:r>
+      <w:r>
+        <w:rPr>
+          <w:rFonts w:ascii="Calibri" w:hAnsi="Calibri"/>
+          <w:b/>
+          <w:color w:val="2B2B2B"/>
+          <w:sz w:val="22"/>
+        </w:rPr>
+        <w:t>2</w:t>
+      </w:r>
+    </w:p>
+    <w:p>
+      <w:r>
+        <w:rPr>
+          <w:rFonts w:ascii="Calibri" w:hAnsi="Calibri"/>
+          <w:b/>
+          <w:color w:val="2B2B2B"/>
+          <w:sz w:val="22"/>
+        </w:rPr>
+        <w:t>4. Resultados y conclusiones</w:t>
+      </w:r>
+      <w:r>
+        <w:rPr>
+          <w:rFonts w:ascii="Calibri" w:hAnsi="Calibri"/>
+          <w:b w:val="0"/>
+          <w:color w:val="2B2B2B"/>
+          <w:sz w:val="22"/>
+        </w:rPr>
+        <w:t xml:space="preserve"> — rodear:   1   ·   2   ·   3   ·   4   ·   5   →   precargado </w:t>
+      </w:r>
+      <w:r>
+        <w:rPr>
+          <w:rFonts w:ascii="Calibri" w:hAnsi="Calibri"/>
+          <w:b/>
+          <w:color w:val="2B2B2B"/>
+          <w:sz w:val="22"/>
+        </w:rPr>
+        <w:t>3</w:t>
+      </w:r>
+    </w:p>
+    <w:p>
+      <w:r>
+        <w:rPr>
+          <w:rFonts w:ascii="Calibri" w:hAnsi="Calibri"/>
+          <w:b/>
+          <w:color w:val="2B2B2B"/>
+          <w:sz w:val="22"/>
+        </w:rPr>
+        <w:t>5. Pertinencia disciplinar</w:t>
+      </w:r>
+      <w:r>
+        <w:rPr>
+          <w:rFonts w:ascii="Calibri" w:hAnsi="Calibri"/>
+          <w:b w:val="0"/>
+          <w:color w:val="2B2B2B"/>
+          <w:sz w:val="22"/>
+        </w:rPr>
+        <w:t xml:space="preserve"> — rodear:   1   ·   2   ·   3   ·   4   ·   5   →   precargado </w:t>
+      </w:r>
+      <w:r>
+        <w:rPr>
+          <w:rFonts w:ascii="Calibri" w:hAnsi="Calibri"/>
+          <w:b/>
+          <w:color w:val="2B2B2B"/>
+          <w:sz w:val="22"/>
+        </w:rPr>
+        <w:t>4</w:t>
+      </w:r>
+    </w:p>
+    <w:p>
+      <w:r>
+        <w:rPr>
+          <w:rFonts w:ascii="Calibri" w:hAnsi="Calibri"/>
+          <w:b/>
+          <w:color w:val="2B2B2B"/>
+          <w:sz w:val="22"/>
+        </w:rPr>
+        <w:t>Suma:  ______ / 25</w:t>
+      </w:r>
+      <w:r>
+        <w:rPr>
+          <w:rFonts w:ascii="Calibri" w:hAnsi="Calibri"/>
+          <w:b w:val="0"/>
+          <w:color w:val="2B2B2B"/>
+          <w:sz w:val="22"/>
+        </w:rPr>
+        <w:t xml:space="preserve">   ·   precargada: </w:t>
+      </w:r>
+      <w:r>
+        <w:rPr>
+          <w:rFonts w:ascii="Calibri" w:hAnsi="Calibri"/>
+          <w:b/>
+          <w:color w:val="2B2B2B"/>
+          <w:sz w:val="22"/>
+        </w:rPr>
+        <w:t>14 / 25</w:t>
+      </w:r>
+    </w:p>
+    <w:p>
+      <w:r>
+        <w:rPr>
+          <w:rFonts w:ascii="Calibri" w:hAnsi="Calibri"/>
+          <w:b/>
+          <w:color w:val="2B2B2B"/>
+          <w:sz w:val="22"/>
+        </w:rPr>
+        <w:t>Si cambio una casilla, la razón en una línea</w:t>
+      </w:r>
+      <w:r>
+        <w:rPr>
+          <w:rFonts w:ascii="Calibri" w:hAnsi="Calibri"/>
+          <w:b w:val="0"/>
+          <w:color w:val="2B2B2B"/>
+          <w:sz w:val="22"/>
+        </w:rPr>
+        <w:t xml:space="preserve"> (la §8.1 trae el sustento del precargado):   ______________________________________________________</w:t>
       </w:r>
     </w:p>
     <w:sectPr>
